--- a/IEE-Paper.docx
+++ b/IEE-Paper.docx
@@ -44,10 +44,241 @@
           <w:sz w:val="18"/>
           <w:szCs w:val="18"/>
         </w:rPr>
-        <w:t>Robert Vazquez Rosales</w:t>
-      </w:r>
-      <w:r>
-        <w:rPr>
+        <w:t xml:space="preserve">Robert Vazquez Rosales </w:t>
+      </w:r>
+      <w:r>
+        <w:rPr>
+          <w:sz w:val="18"/>
+          <w:szCs w:val="18"/>
+        </w:rPr>
+        <w:br/>
+      </w:r>
+      <w:r>
+        <w:rPr>
+          <w:i/>
+          <w:sz w:val="18"/>
+          <w:szCs w:val="18"/>
+        </w:rPr>
+        <w:t>CSCE 580: Applied Machine Learning with Python</w:t>
+      </w:r>
+      <w:r>
+        <w:rPr>
+          <w:sz w:val="18"/>
+          <w:szCs w:val="18"/>
+        </w:rPr>
+        <w:br/>
+      </w:r>
+      <w:r>
+        <w:rPr>
+          <w:i/>
+          <w:sz w:val="18"/>
+          <w:szCs w:val="18"/>
+        </w:rPr>
+        <w:t>University of South Carolina</w:t>
+      </w:r>
+      <w:r>
+        <w:rPr>
+          <w:i/>
+          <w:sz w:val="18"/>
+          <w:szCs w:val="18"/>
+        </w:rPr>
+        <w:br/>
+      </w:r>
+      <w:r>
+        <w:rPr>
+          <w:sz w:val="18"/>
+          <w:szCs w:val="18"/>
+        </w:rPr>
+        <w:t>Columbia, USA</w:t>
+      </w:r>
+      <w:r>
+        <w:rPr>
+          <w:sz w:val="18"/>
+          <w:szCs w:val="18"/>
+        </w:rPr>
+        <w:br/>
+        <w:t>ryv@email.sc.edu</w:t>
+      </w:r>
+      <w:r>
+        <w:rPr>
+          <w:sz w:val="18"/>
+          <w:szCs w:val="18"/>
+        </w:rPr>
+        <w:br/>
+      </w:r>
+      <w:r>
+        <w:rPr>
+          <w:sz w:val="18"/>
+          <w:szCs w:val="18"/>
+        </w:rPr>
+        <w:br/>
+      </w:r>
+      <w:r>
+        <w:rPr>
+          <w:sz w:val="18"/>
+          <w:szCs w:val="18"/>
+        </w:rPr>
+        <w:t>Jerry Qiu</w:t>
+      </w:r>
+      <w:r>
+        <w:rPr>
+          <w:sz w:val="18"/>
+          <w:szCs w:val="18"/>
+        </w:rPr>
+        <w:br/>
+      </w:r>
+      <w:r>
+        <w:rPr>
+          <w:i/>
+          <w:sz w:val="18"/>
+          <w:szCs w:val="18"/>
+        </w:rPr>
+        <w:t>CSCE 580: Applied Machine Learning with Python</w:t>
+      </w:r>
+      <w:r>
+        <w:rPr>
+          <w:sz w:val="18"/>
+          <w:szCs w:val="18"/>
+        </w:rPr>
+        <w:br/>
+      </w:r>
+      <w:r>
+        <w:rPr>
+          <w:i/>
+          <w:sz w:val="18"/>
+          <w:szCs w:val="18"/>
+        </w:rPr>
+        <w:t>University of South Carolina</w:t>
+      </w:r>
+      <w:r>
+        <w:rPr>
+          <w:i/>
+          <w:sz w:val="18"/>
+          <w:szCs w:val="18"/>
+        </w:rPr>
+        <w:br/>
+      </w:r>
+      <w:r>
+        <w:rPr>
+          <w:sz w:val="18"/>
+          <w:szCs w:val="18"/>
+        </w:rPr>
+        <w:t>Columbia, USA</w:t>
+      </w:r>
+      <w:r>
+        <w:rPr>
+          <w:i/>
+          <w:sz w:val="18"/>
+          <w:szCs w:val="18"/>
+        </w:rPr>
+        <w:br/>
+      </w:r>
+      <w:r>
+        <w:rPr>
+          <w:sz w:val="18"/>
+          <w:szCs w:val="18"/>
+        </w:rPr>
+        <w:t>JJQIU@email.sc.edu</w:t>
+      </w:r>
+      <w:r>
+        <w:rPr>
+          <w:sz w:val="18"/>
+          <w:szCs w:val="18"/>
+        </w:rPr>
+        <w:br/>
+      </w:r>
+      <w:r>
+        <w:rPr>
+          <w:sz w:val="18"/>
+          <w:szCs w:val="18"/>
+        </w:rPr>
+        <w:br/>
+      </w:r>
+      <w:r>
+        <w:rPr>
+          <w:sz w:val="18"/>
+          <w:szCs w:val="18"/>
+        </w:rPr>
+        <w:t>Homayoun Valafar</w:t>
+      </w:r>
+      <w:r>
+        <w:rPr>
+          <w:sz w:val="18"/>
+          <w:szCs w:val="18"/>
+        </w:rPr>
+        <w:br/>
+      </w:r>
+      <w:r>
+        <w:rPr>
+          <w:i/>
+          <w:sz w:val="18"/>
+          <w:szCs w:val="18"/>
+        </w:rPr>
+        <w:t>CSCE 580: Applied Machine Learning with Python</w:t>
+      </w:r>
+      <w:r>
+        <w:rPr>
+          <w:sz w:val="18"/>
+          <w:szCs w:val="18"/>
+        </w:rPr>
+        <w:br/>
+        <w:t>Univeristy of South Carolina</w:t>
+      </w:r>
+      <w:r>
+        <w:rPr>
+          <w:i/>
+          <w:sz w:val="18"/>
+          <w:szCs w:val="18"/>
+        </w:rPr>
+        <w:br/>
+      </w:r>
+      <w:r>
+        <w:rPr>
+          <w:sz w:val="18"/>
+          <w:szCs w:val="18"/>
+        </w:rPr>
+        <w:t>Columbia, USA</w:t>
+      </w:r>
+      <w:r>
+        <w:rPr>
+          <w:sz w:val="18"/>
+          <w:szCs w:val="18"/>
+        </w:rPr>
+        <w:br/>
+        <w:t>homayoun@cse.sc.edu</w:t>
+      </w:r>
+      <w:r>
+        <w:rPr>
+          <w:sz w:val="18"/>
+          <w:szCs w:val="18"/>
+        </w:rPr>
+        <w:br/>
+      </w:r>
+      <w:r>
+        <w:rPr>
+          <w:sz w:val="18"/>
+          <w:szCs w:val="18"/>
+        </w:rPr>
+        <w:br/>
+      </w:r>
+      <w:r>
+        <w:rPr>
+          <w:sz w:val="18"/>
+          <w:szCs w:val="18"/>
+        </w:rPr>
+        <w:t xml:space="preserve">                                                                       -</w:t>
+      </w:r>
+      <w:r>
+        <w:rPr>
+          <w:sz w:val="18"/>
+          <w:szCs w:val="18"/>
+        </w:rPr>
+        <w:br/>
+        <w:t>-</w:t>
+      </w:r>
+      <w:r>
+        <w:rPr>
+          <w:i/>
           <w:sz w:val="18"/>
           <w:szCs w:val="18"/>
         </w:rPr>
@@ -59,315 +290,6 @@
           <w:szCs w:val="18"/>
         </w:rPr>
         <w:br/>
-      </w:r>
-      <w:r>
-        <w:rPr>
-          <w:i/>
-          <w:sz w:val="18"/>
-          <w:szCs w:val="18"/>
-        </w:rPr>
-        <w:t>CSCE 580: Applied Machine Learning with Python</w:t>
-      </w:r>
-      <w:r>
-        <w:rPr>
-          <w:sz w:val="18"/>
-          <w:szCs w:val="18"/>
-        </w:rPr>
-        <w:br/>
-      </w:r>
-      <w:r>
-        <w:rPr>
-          <w:i/>
-          <w:sz w:val="18"/>
-          <w:szCs w:val="18"/>
-        </w:rPr>
-        <w:t>University of South Carolina</w:t>
-      </w:r>
-      <w:r>
-        <w:rPr>
-          <w:i/>
-          <w:sz w:val="18"/>
-          <w:szCs w:val="18"/>
-        </w:rPr>
-        <w:br/>
-      </w:r>
-      <w:r>
-        <w:rPr>
-          <w:sz w:val="18"/>
-          <w:szCs w:val="18"/>
-        </w:rPr>
-        <w:t>Columbia, USA</w:t>
-      </w:r>
-      <w:r>
-        <w:rPr>
-          <w:sz w:val="18"/>
-          <w:szCs w:val="18"/>
-        </w:rPr>
-        <w:br/>
-      </w:r>
-      <w:r>
-        <w:rPr>
-          <w:sz w:val="18"/>
-          <w:szCs w:val="18"/>
-        </w:rPr>
-        <w:t>ryv@email.sc.edu</w:t>
-      </w:r>
-      <w:r>
-        <w:rPr>
-          <w:sz w:val="18"/>
-          <w:szCs w:val="18"/>
-        </w:rPr>
-        <w:br/>
-      </w:r>
-      <w:r>
-        <w:rPr>
-          <w:sz w:val="18"/>
-          <w:szCs w:val="18"/>
-        </w:rPr>
-        <w:br/>
-      </w:r>
-      <w:r>
-        <w:rPr>
-          <w:sz w:val="18"/>
-          <w:szCs w:val="18"/>
-        </w:rPr>
-        <w:t>line 1: 2</w:t>
-      </w:r>
-      <w:r>
-        <w:rPr>
-          <w:sz w:val="18"/>
-          <w:szCs w:val="18"/>
-          <w:vertAlign w:val="superscript"/>
-        </w:rPr>
-        <w:t>nd</w:t>
-      </w:r>
-      <w:r>
-        <w:rPr>
-          <w:sz w:val="18"/>
-          <w:szCs w:val="18"/>
-        </w:rPr>
-        <w:t xml:space="preserve"> </w:t>
-      </w:r>
-      <w:r>
-        <w:rPr>
-          <w:sz w:val="18"/>
-          <w:szCs w:val="18"/>
-        </w:rPr>
-        <w:t>Given Name Surname</w:t>
-      </w:r>
-      <w:r>
-        <w:rPr>
-          <w:sz w:val="18"/>
-          <w:szCs w:val="18"/>
-        </w:rPr>
-        <w:br/>
-        <w:t xml:space="preserve">line 2: </w:t>
-      </w:r>
-      <w:r>
-        <w:rPr>
-          <w:i/>
-          <w:sz w:val="18"/>
-          <w:szCs w:val="18"/>
-        </w:rPr>
-        <w:t xml:space="preserve">dept. name of organization (of </w:t>
-      </w:r>
-      <w:r>
-        <w:rPr>
-          <w:i/>
-          <w:iCs/>
-          <w:sz w:val="18"/>
-          <w:szCs w:val="18"/>
-        </w:rPr>
-        <w:t>Affiliation</w:t>
-      </w:r>
-      <w:r>
-        <w:rPr>
-          <w:i/>
-          <w:sz w:val="18"/>
-          <w:szCs w:val="18"/>
-        </w:rPr>
-        <w:t>)</w:t>
-      </w:r>
-      <w:r>
-        <w:rPr>
-          <w:sz w:val="18"/>
-          <w:szCs w:val="18"/>
-        </w:rPr>
-        <w:br/>
-        <w:t xml:space="preserve">line 3: </w:t>
-      </w:r>
-      <w:r>
-        <w:rPr>
-          <w:i/>
-          <w:sz w:val="18"/>
-          <w:szCs w:val="18"/>
-        </w:rPr>
-        <w:t>name of organization (of Affiliation)</w:t>
-      </w:r>
-      <w:r>
-        <w:rPr>
-          <w:i/>
-          <w:sz w:val="18"/>
-          <w:szCs w:val="18"/>
-        </w:rPr>
-        <w:br/>
-      </w:r>
-      <w:r>
-        <w:rPr>
-          <w:sz w:val="18"/>
-          <w:szCs w:val="18"/>
-        </w:rPr>
-        <w:t>line 4: City, Country</w:t>
-      </w:r>
-      <w:r>
-        <w:rPr>
-          <w:sz w:val="18"/>
-          <w:szCs w:val="18"/>
-        </w:rPr>
-        <w:br/>
-        <w:t>line 5: email address</w:t>
-      </w:r>
-      <w:r>
-        <w:rPr>
-          <w:sz w:val="18"/>
-          <w:szCs w:val="18"/>
-        </w:rPr>
-        <w:t xml:space="preserve"> or ORCID</w:t>
-      </w:r>
-      <w:r>
-        <w:rPr>
-          <w:sz w:val="18"/>
-          <w:szCs w:val="18"/>
-        </w:rPr>
-        <w:br/>
-      </w:r>
-      <w:r>
-        <w:rPr>
-          <w:sz w:val="18"/>
-          <w:szCs w:val="18"/>
-        </w:rPr>
-        <w:br/>
-      </w:r>
-      <w:r>
-        <w:rPr>
-          <w:sz w:val="18"/>
-          <w:szCs w:val="18"/>
-        </w:rPr>
-        <w:t>Homayoun Valafar</w:t>
-      </w:r>
-      <w:r>
-        <w:rPr>
-          <w:sz w:val="18"/>
-          <w:szCs w:val="18"/>
-        </w:rPr>
-        <w:br/>
-      </w:r>
-      <w:r>
-        <w:rPr>
-          <w:i/>
-          <w:sz w:val="18"/>
-          <w:szCs w:val="18"/>
-        </w:rPr>
-        <w:t>CSCE 580: Applied Machine Learning with Python</w:t>
-      </w:r>
-      <w:r>
-        <w:rPr>
-          <w:sz w:val="18"/>
-          <w:szCs w:val="18"/>
-        </w:rPr>
-        <w:br/>
-      </w:r>
-      <w:r>
-        <w:rPr>
-          <w:sz w:val="18"/>
-          <w:szCs w:val="18"/>
-        </w:rPr>
-        <w:t>Univeristy of South Carolina</w:t>
-      </w:r>
-      <w:r>
-        <w:rPr>
-          <w:i/>
-          <w:sz w:val="18"/>
-          <w:szCs w:val="18"/>
-        </w:rPr>
-        <w:br/>
-      </w:r>
-      <w:r>
-        <w:rPr>
-          <w:sz w:val="18"/>
-          <w:szCs w:val="18"/>
-        </w:rPr>
-        <w:t>Columbia, USA</w:t>
-      </w:r>
-      <w:r>
-        <w:rPr>
-          <w:sz w:val="18"/>
-          <w:szCs w:val="18"/>
-        </w:rPr>
-        <w:br/>
-      </w:r>
-      <w:r>
-        <w:rPr>
-          <w:sz w:val="18"/>
-          <w:szCs w:val="18"/>
-        </w:rPr>
-        <w:t>homayoun@cse.sc.edu</w:t>
-      </w:r>
-      <w:r>
-        <w:rPr>
-          <w:sz w:val="18"/>
-          <w:szCs w:val="18"/>
-        </w:rPr>
-        <w:br/>
-      </w:r>
-      <w:r>
-        <w:rPr>
-          <w:sz w:val="18"/>
-          <w:szCs w:val="18"/>
-        </w:rPr>
-        <w:br/>
-      </w:r>
-      <w:r>
-        <w:rPr>
-          <w:sz w:val="18"/>
-          <w:szCs w:val="18"/>
-        </w:rPr>
-        <w:t xml:space="preserve">                                                                       -</w:t>
-      </w:r>
-      <w:r>
-        <w:rPr>
-          <w:sz w:val="18"/>
-          <w:szCs w:val="18"/>
-        </w:rPr>
-        <w:br/>
-      </w:r>
-      <w:r>
-        <w:rPr>
-          <w:sz w:val="18"/>
-          <w:szCs w:val="18"/>
-        </w:rPr>
-        <w:t>-</w:t>
-      </w:r>
-      <w:r>
-        <w:rPr>
-          <w:i/>
-          <w:sz w:val="18"/>
-          <w:szCs w:val="18"/>
-        </w:rPr>
-        <w:t xml:space="preserve"> </w:t>
-      </w:r>
-      <w:r>
-        <w:rPr>
-          <w:sz w:val="18"/>
-          <w:szCs w:val="18"/>
-        </w:rPr>
-        <w:br/>
-      </w:r>
-      <w:r>
-        <w:rPr>
-          <w:sz w:val="18"/>
-          <w:szCs w:val="18"/>
-        </w:rPr>
         <w:t xml:space="preserve">- </w:t>
       </w:r>
       <w:r>
@@ -549,13 +471,7 @@
         <w:t>Abstract</w:t>
       </w:r>
       <w:r>
-        <w:t>—</w:t>
-      </w:r>
-      <w:r>
-        <w:t xml:space="preserve">This study presents a comparative analysis of machine learning models for multi-class classification of blood cell anomalies using structured tabular data. The objective is to evaluate the effectiveness of linear, nonlinear, and MLP approaches </w:t>
-      </w:r>
-      <w:r>
-        <w:t>in capturing complex relationships</w:t>
+        <w:t>—This study presents a comparative analysis of machine learning models for multi-class classification of blood cell anomalies using structured tabular data. The objective is to evaluate the effectiveness of linear, nonlinear, and MLP approaches in capturing complex relationships</w:t>
       </w:r>
     </w:p>
     <w:p>
@@ -586,26 +502,20 @@
         <w:rPr>
           <w:iCs/>
         </w:rPr>
-        <w:t xml:space="preserve">Model performance was evaluated using accuracy, F1 score, recall, and confusion </w:t>
-      </w:r>
-      <w:r>
+        <w:t>Model performance was evaluated using accuracy, F1 score, recall, and confusion matrices. Logistic Regression achieved an accuracy of 97.51%, Random Forest achieved 97.73%, and the MLP achieved 96.94%. The results indicate that the dataset is highly separable, allowing simple linear models to perform extremely well.</w:t>
+      </w:r>
+    </w:p>
+    <w:p>
+      <w:pPr>
+        <w:pStyle w:val="Abstract"/>
         <w:rPr>
           <w:iCs/>
         </w:rPr>
-        <w:t>matrices. Logistic Regression achieved an accuracy of 97.51%, Random Forest achieved 97.73%, and the MLP achieved 96.94%. The results indicate that the dataset is highly separable, allowing simple linear models to perform extremely well.</w:t>
-      </w:r>
-    </w:p>
-    <w:p>
-      <w:pPr>
-        <w:pStyle w:val="Abstract"/>
+      </w:pPr>
+      <w:r>
         <w:rPr>
           <w:iCs/>
         </w:rPr>
-      </w:pPr>
-      <w:r>
-        <w:rPr>
-          <w:iCs/>
-        </w:rPr>
         <w:t>This study highlights that increased model complexity does not always yield better performance and emphasizes the importance of selecting models appropriate to the structure.</w:t>
       </w:r>
     </w:p>
@@ -614,10 +524,7 @@
         <w:pStyle w:val="Keywords"/>
       </w:pPr>
       <w:r>
-        <w:t>Keywords—</w:t>
-      </w:r>
-      <w:r>
-        <w:t>Machine learning, Multi-class Classification, Blood Cell Analysis, Logistic Regression, Random Forest, Neural Networks (MLP)</w:t>
+        <w:t>Keywords—Machine learning, Multi-class Classification, Blood Cell Analysis, Logistic Regression, Random Forest, Neural Networks (MLP)</w:t>
       </w:r>
     </w:p>
     <w:p>
@@ -699,17 +606,40 @@
           <w:sz w:val="20"/>
           <w:szCs w:val="20"/>
         </w:rPr>
-        <w:t>The primary objective of this study is to compare the performance of different machine learning models of varying complexity. Specifically, a linear model (linear regression), a nonlinear model (Random Forest), and a neural network model (Multi-la</w:t>
-      </w:r>
-      <w:r>
+        <w:t>The primary objective of this study is to compare the performance of different machine learning models of varying complexity. Specifically, a linear model (linear regression), a nonlinear model (Random Forest), and a neural network model (Multi-layer Perceptron).</w:t>
+      </w:r>
+    </w:p>
+    <w:p>
+      <w:pPr>
+        <w:pStyle w:val="BodyText"/>
+      </w:pPr>
+      <w:r>
+        <w:t>By comparing these models we hope to see how complexity influences classification performance and to highlight the importance of selecting appropriate methods</w:t>
+      </w:r>
+    </w:p>
+    <w:p>
+      <w:pPr>
+        <w:pStyle w:val="BodyText"/>
+      </w:pPr>
+    </w:p>
+    <w:p>
+      <w:pPr>
+        <w:pStyle w:val="Heading1"/>
+      </w:pPr>
+      <w:r>
+        <w:t>Background</w:t>
+      </w:r>
+    </w:p>
+    <w:p>
+      <w:pPr>
+        <w:pStyle w:val="Abstract"/>
         <w:rPr>
           <w:b w:val="0"/>
           <w:bCs w:val="0"/>
           <w:sz w:val="20"/>
           <w:szCs w:val="20"/>
         </w:rPr>
-        <w:t>y</w:t>
-      </w:r>
+      </w:pPr>
       <w:r>
         <w:rPr>
           <w:b w:val="0"/>
@@ -717,28 +647,7 @@
           <w:sz w:val="20"/>
           <w:szCs w:val="20"/>
         </w:rPr>
-        <w:t>er Perceptron).</w:t>
-      </w:r>
-    </w:p>
-    <w:p>
-      <w:pPr>
-        <w:pStyle w:val="BodyText"/>
-      </w:pPr>
-      <w:r>
-        <w:t>By comparing these models we hope to see how complexity influences classification performance and to highlight the importance of selecting appropriate methods</w:t>
-      </w:r>
-    </w:p>
-    <w:p>
-      <w:pPr>
-        <w:pStyle w:val="BodyText"/>
-      </w:pPr>
-    </w:p>
-    <w:p>
-      <w:pPr>
-        <w:pStyle w:val="Heading1"/>
-      </w:pPr>
-      <w:r>
-        <w:t>Background</w:t>
+        <w:t>Machine learning models for classification can be broadly categorized into linear models, nonlinear models, and neural networks.</w:t>
       </w:r>
     </w:p>
     <w:p>
@@ -758,7 +667,7 @@
           <w:sz w:val="20"/>
           <w:szCs w:val="20"/>
         </w:rPr>
-        <w:t>Machine learning models for classification can be broadly categorized into linear models, nonlinear models, and neural networks.</w:t>
+        <w:t>Logistic Regression is a linear model that assumes a linear relationship between input features and target classifications. It is widely used for its simplicity and interpretability.</w:t>
       </w:r>
     </w:p>
     <w:p>
@@ -778,7 +687,7 @@
           <w:sz w:val="20"/>
           <w:szCs w:val="20"/>
         </w:rPr>
-        <w:t>Logistic Regression is a linear model that assumes a linear relationship between input features and target classifications. It is widely used for its simplicity and interpretability.</w:t>
+        <w:t>Random Forest is a nonlinear model that builds multiple decision trees and aggregates their predictions.  It is effective at capturing feature interaction and nonlinear patterns.</w:t>
       </w:r>
     </w:p>
     <w:p>
@@ -798,19 +707,22 @@
           <w:sz w:val="20"/>
           <w:szCs w:val="20"/>
         </w:rPr>
-        <w:t>Random Forest is a nonlinear model that builds multiple decision trees and aggregates their predictions.  It is effective at capturing feature interaction and nonlinear patterns.</w:t>
+        <w:t>Artificial Neural Networks such as Multi-Layer Perceptrons (MLPs), consist of multiple layers of interconnected neurons with nonlinear activation functions. These models can learn complex representations and are widely used for high-dimensional data.</w:t>
       </w:r>
     </w:p>
     <w:p>
       <w:pPr>
         <w:pStyle w:val="Abstract"/>
+      </w:pPr>
+      <w:r>
         <w:rPr>
           <w:b w:val="0"/>
           <w:bCs w:val="0"/>
           <w:sz w:val="20"/>
           <w:szCs w:val="20"/>
         </w:rPr>
-      </w:pPr>
+        <w:t xml:space="preserve">Comparing these approaches allows for a better understanding of how model complexity might </w:t>
+      </w:r>
       <w:r>
         <w:rPr>
           <w:b w:val="0"/>
@@ -818,13 +730,8 @@
           <w:sz w:val="20"/>
           <w:szCs w:val="20"/>
         </w:rPr>
-        <w:t>Artificial Neural Networks such as Multi-Layer Perceptrons (MLPs), consist of multiple layers of interconnected neurons with nonlinear activation functions. These models can learn complex representations and are widely used for high-dimensional data.</w:t>
-      </w:r>
-    </w:p>
-    <w:p>
-      <w:pPr>
-        <w:pStyle w:val="Abstract"/>
-      </w:pPr>
+        <w:t>affect</w:t>
+      </w:r>
       <w:r>
         <w:rPr>
           <w:b w:val="0"/>
@@ -832,28 +739,6 @@
           <w:sz w:val="20"/>
           <w:szCs w:val="20"/>
         </w:rPr>
-        <w:t xml:space="preserve">Comparing these approaches allows for a better understanding of how model complexity might </w:t>
-      </w:r>
-      <w:proofErr w:type="spellStart"/>
-      <w:proofErr w:type="gramStart"/>
-      <w:r>
-        <w:rPr>
-          <w:b w:val="0"/>
-          <w:bCs w:val="0"/>
-          <w:sz w:val="20"/>
-          <w:szCs w:val="20"/>
-        </w:rPr>
-        <w:t>effect</w:t>
-      </w:r>
-      <w:proofErr w:type="spellEnd"/>
-      <w:proofErr w:type="gramEnd"/>
-      <w:r>
-        <w:rPr>
-          <w:b w:val="0"/>
-          <w:bCs w:val="0"/>
-          <w:sz w:val="20"/>
-          <w:szCs w:val="20"/>
-        </w:rPr>
         <w:t xml:space="preserve"> performance.</w:t>
       </w:r>
     </w:p>
@@ -999,7 +884,7 @@
     <w:tbl>
       <w:tblPr>
         <w:tblStyle w:val="TableGrid"/>
-        <w:tblW w:w="0pt" w:type="auto"/>
+        <w:tblW w:w="0pt" w:type="dxa"/>
         <w:tblLook w:firstRow="1" w:lastRow="0" w:firstColumn="1" w:lastColumn="0" w:noHBand="0" w:noVBand="1"/>
       </w:tblPr>
       <w:tblGrid>
@@ -1272,6 +1157,259 @@
     </w:p>
     <w:p/>
     <w:p>
+      <w:r>
+        <w:rPr>
+          <w:noProof/>
+        </w:rPr>
+        <w:drawing>
+          <wp:inline distT="0" distB="0" distL="0" distR="0" wp14:anchorId="1F61780A" wp14:editId="3A4724B4">
+            <wp:extent cx="3533775" cy="3962400"/>
+            <wp:effectExtent l="0" t="0" r="9525" b="0"/>
+            <wp:docPr id="1" name="img1"/>
+            <wp:cNvGraphicFramePr/>
+            <a:graphic xmlns:a="http://purl.oclc.org/ooxml/drawingml/main">
+              <a:graphicData uri="http://purl.oclc.org/ooxml/drawingml/picture">
+                <pic:pic xmlns:pic="http://purl.oclc.org/ooxml/drawingml/picture">
+                  <pic:nvPicPr>
+                    <pic:cNvPr id="1" name="img1"/>
+                    <pic:cNvPicPr/>
+                  </pic:nvPicPr>
+                  <pic:blipFill>
+                    <a:blip r:embed="rId9"/>
+                    <a:stretch>
+                      <a:fillRect/>
+                    </a:stretch>
+                  </pic:blipFill>
+                  <pic:spPr>
+                    <a:xfrm>
+                      <a:off x="0" y="0"/>
+                      <a:ext cx="3533775" cy="3962400"/>
+                    </a:xfrm>
+                    <a:prstGeom prst="rect">
+                      <a:avLst/>
+                    </a:prstGeom>
+                  </pic:spPr>
+                </pic:pic>
+              </a:graphicData>
+            </a:graphic>
+          </wp:inline>
+        </w:drawing>
+      </w:r>
+    </w:p>
+    <w:p>
+      <w:pPr>
+        <w:rPr>
+          <w:b/>
+          <w:sz w:val="18"/>
+        </w:rPr>
+      </w:pPr>
+    </w:p>
+    <w:p>
+      <w:r>
+        <w:rPr>
+          <w:b/>
+          <w:sz w:val="18"/>
+        </w:rPr>
+        <w:t>Fig. 1.</w:t>
+      </w:r>
+      <w:r>
+        <w:rPr>
+          <w:sz w:val="18"/>
+        </w:rPr>
+        <w:t xml:space="preserve"> Model accuracy comparison across Logistic Regression (97.51%), Random Forest (97.73%), and MLP (96.94%). Random Forest achieves the highest accuracy, though all models perform within a narrow range, indicating strong feature separability in the dataset.</w:t>
+      </w:r>
+    </w:p>
+    <w:p>
+      <w:r>
+        <w:rPr>
+          <w:noProof/>
+        </w:rPr>
+        <w:lastRenderedPageBreak/>
+        <w:drawing>
+          <wp:inline distT="0" distB="0" distL="0" distR="0" wp14:anchorId="2FD315D7" wp14:editId="4FF9A3F5">
+            <wp:extent cx="2926080" cy="2989196"/>
+            <wp:effectExtent l="0" t="0" r="0" b="0"/>
+            <wp:docPr id="2" name="img2"/>
+            <wp:cNvGraphicFramePr/>
+            <a:graphic xmlns:a="http://purl.oclc.org/ooxml/drawingml/main">
+              <a:graphicData uri="http://purl.oclc.org/ooxml/drawingml/picture">
+                <pic:pic xmlns:pic="http://purl.oclc.org/ooxml/drawingml/picture">
+                  <pic:nvPicPr>
+                    <pic:cNvPr id="2" name="img2"/>
+                    <pic:cNvPicPr/>
+                  </pic:nvPicPr>
+                  <pic:blipFill>
+                    <a:blip r:embed="rId10"/>
+                    <a:stretch>
+                      <a:fillRect/>
+                    </a:stretch>
+                  </pic:blipFill>
+                  <pic:spPr>
+                    <a:xfrm>
+                      <a:off x="0" y="0"/>
+                      <a:ext cx="2926080" cy="2989196"/>
+                    </a:xfrm>
+                    <a:prstGeom prst="rect">
+                      <a:avLst/>
+                    </a:prstGeom>
+                  </pic:spPr>
+                </pic:pic>
+              </a:graphicData>
+            </a:graphic>
+          </wp:inline>
+        </w:drawing>
+      </w:r>
+    </w:p>
+    <w:p>
+      <w:pPr>
+        <w:rPr>
+          <w:b/>
+          <w:sz w:val="18"/>
+        </w:rPr>
+      </w:pPr>
+    </w:p>
+    <w:p>
+      <w:r>
+        <w:rPr>
+          <w:b/>
+          <w:sz w:val="18"/>
+        </w:rPr>
+        <w:t>Fig. 2.</w:t>
+      </w:r>
+      <w:r>
+        <w:rPr>
+          <w:sz w:val="18"/>
+        </w:rPr>
+        <w:t xml:space="preserve"> Confusion matrix for Logistic Regression. The model classifies correctly across nearly all 19 classes. Most misclassifications occur in class 11, where 11 samples are incorrectly predicted as class 2, suggesting visual or feature-level similarity between those anomaly types.</w:t>
+      </w:r>
+    </w:p>
+    <w:p>
+      <w:r>
+        <w:rPr>
+          <w:noProof/>
+        </w:rPr>
+        <w:drawing>
+          <wp:inline distT="0" distB="0" distL="0" distR="0" wp14:anchorId="3713D974" wp14:editId="0F89FCC1">
+            <wp:extent cx="2926080" cy="2989196"/>
+            <wp:effectExtent l="0" t="0" r="0" b="0"/>
+            <wp:docPr id="3" name="img3"/>
+            <wp:cNvGraphicFramePr/>
+            <a:graphic xmlns:a="http://purl.oclc.org/ooxml/drawingml/main">
+              <a:graphicData uri="http://purl.oclc.org/ooxml/drawingml/picture">
+                <pic:pic xmlns:pic="http://purl.oclc.org/ooxml/drawingml/picture">
+                  <pic:nvPicPr>
+                    <pic:cNvPr id="3" name="img3"/>
+                    <pic:cNvPicPr/>
+                  </pic:nvPicPr>
+                  <pic:blipFill>
+                    <a:blip r:embed="rId11"/>
+                    <a:stretch>
+                      <a:fillRect/>
+                    </a:stretch>
+                  </pic:blipFill>
+                  <pic:spPr>
+                    <a:xfrm>
+                      <a:off x="0" y="0"/>
+                      <a:ext cx="2926080" cy="2989196"/>
+                    </a:xfrm>
+                    <a:prstGeom prst="rect">
+                      <a:avLst/>
+                    </a:prstGeom>
+                  </pic:spPr>
+                </pic:pic>
+              </a:graphicData>
+            </a:graphic>
+          </wp:inline>
+        </w:drawing>
+      </w:r>
+    </w:p>
+    <w:p>
+      <w:pPr>
+        <w:rPr>
+          <w:b/>
+          <w:sz w:val="18"/>
+        </w:rPr>
+      </w:pPr>
+    </w:p>
+    <w:p>
+      <w:r>
+        <w:rPr>
+          <w:b/>
+          <w:sz w:val="18"/>
+        </w:rPr>
+        <w:t>Fig. 3.</w:t>
+      </w:r>
+      <w:r>
+        <w:rPr>
+          <w:sz w:val="18"/>
+        </w:rPr>
+        <w:t xml:space="preserve"> Confusion matrix for the MLP. Performance is comparable to Logistic Regression, with some additional misclassifications in classes 3 and 11. The MLP shows slightly more scatter across off-diagonal cells, indicating its added complexity does not yield cleaner separation on this dataset.</w:t>
+      </w:r>
+    </w:p>
+    <w:p>
+      <w:r>
+        <w:rPr>
+          <w:noProof/>
+        </w:rPr>
+        <w:drawing>
+          <wp:inline distT="0" distB="0" distL="0" distR="0" wp14:anchorId="3BB221C6" wp14:editId="3BC68278">
+            <wp:extent cx="2926080" cy="2989196"/>
+            <wp:effectExtent l="0" t="0" r="0" b="0"/>
+            <wp:docPr id="4" name="img4"/>
+            <wp:cNvGraphicFramePr/>
+            <a:graphic xmlns:a="http://purl.oclc.org/ooxml/drawingml/main">
+              <a:graphicData uri="http://purl.oclc.org/ooxml/drawingml/picture">
+                <pic:pic xmlns:pic="http://purl.oclc.org/ooxml/drawingml/picture">
+                  <pic:nvPicPr>
+                    <pic:cNvPr id="4" name="img4"/>
+                    <pic:cNvPicPr/>
+                  </pic:nvPicPr>
+                  <pic:blipFill>
+                    <a:blip r:embed="rId12"/>
+                    <a:stretch>
+                      <a:fillRect/>
+                    </a:stretch>
+                  </pic:blipFill>
+                  <pic:spPr>
+                    <a:xfrm>
+                      <a:off x="0" y="0"/>
+                      <a:ext cx="2926080" cy="2989196"/>
+                    </a:xfrm>
+                    <a:prstGeom prst="rect">
+                      <a:avLst/>
+                    </a:prstGeom>
+                  </pic:spPr>
+                </pic:pic>
+              </a:graphicData>
+            </a:graphic>
+          </wp:inline>
+        </w:drawing>
+      </w:r>
+    </w:p>
+    <w:p>
+      <w:pPr>
+        <w:rPr>
+          <w:b/>
+          <w:sz w:val="18"/>
+        </w:rPr>
+      </w:pPr>
+    </w:p>
+    <w:p>
+      <w:r>
+        <w:rPr>
+          <w:b/>
+          <w:sz w:val="18"/>
+        </w:rPr>
+        <w:t>Fig. 4.</w:t>
+      </w:r>
+      <w:r>
+        <w:rPr>
+          <w:sz w:val="18"/>
+        </w:rPr>
+        <w:t xml:space="preserve"> Confusion matrix for Random Forest. This model achieves the fewest misclassifications overall. Class 11 still shows some confusion with class 2 (12 samples), but class 2 itself is classified more accurately (40/42) compared to the other models, reflecting the benefit of ensemble-based nonlinear decision boundaries.</w:t>
+      </w:r>
+    </w:p>
+    <w:p>
       <w:pPr>
         <w:pStyle w:val="Heading1"/>
       </w:pPr>
@@ -1284,10 +1422,7 @@
         <w:pStyle w:val="BodyText"/>
       </w:pPr>
       <w:r>
-        <w:t>The results show that the classification problem was straightforward relatively due to the strong separability in the feature space.</w:t>
-      </w:r>
-      <w:r>
-        <w:t xml:space="preserve"> The high performance of Logistic Regression suggests that linear patterns were enough to distinguish most classes.</w:t>
+        <w:t>The results show that the classification problem was straightforward relatively due to the strong separability in the feature space. The high performance of Logistic Regression suggests that linear patterns were enough to distinguish most classes.</w:t>
       </w:r>
     </w:p>
     <w:p>
@@ -1348,104 +1483,37 @@
         <w:pStyle w:val="BodyText"/>
       </w:pPr>
       <w:r>
+        <w:lastRenderedPageBreak/>
         <w:t>Future work could explore additional changes to feature engineering or alternative datasets with more complex patterns to allow more complex models to have their advantages.</w:t>
       </w:r>
     </w:p>
-    <w:p/>
-    <w:p/>
     <w:p>
       <w:pPr>
         <w:pStyle w:val="Heading5"/>
       </w:pPr>
       <w:r>
-        <w:t>Acknowledgment</w:t>
-      </w:r>
-      <w:r>
-        <w:t xml:space="preserve"> </w:t>
-      </w:r>
-      <w:r>
-        <w:rPr>
-          <w:i/>
-          <w:iCs/>
-        </w:rPr>
-        <w:t>(</w:t>
-      </w:r>
-      <w:r>
-        <w:rPr>
-          <w:i/>
-          <w:iCs/>
-          <w:smallCaps w:val="0"/>
-        </w:rPr>
-        <w:t>Heading 5</w:t>
-      </w:r>
-      <w:r>
-        <w:rPr>
-          <w:i/>
-          <w:iCs/>
-        </w:rPr>
-        <w:t>)</w:t>
+        <w:t xml:space="preserve">Acknowledgment </w:t>
       </w:r>
     </w:p>
     <w:p>
       <w:pPr>
         <w:pStyle w:val="BodyText"/>
-      </w:pPr>
-      <w:r>
-        <w:t>The preferred spelling of the word “acknowledgment” in America is without an “e” after the “g</w:t>
-      </w:r>
-      <w:r>
-        <w:t>”. Avoid the stilted expression “</w:t>
-      </w:r>
-      <w:proofErr w:type="spellStart"/>
-      <w:r>
         <w:rPr>
           <w:lang w:val="en-US"/>
         </w:rPr>
-        <w:t>o</w:t>
-      </w:r>
-      <w:r>
-        <w:t>ne</w:t>
-      </w:r>
-      <w:proofErr w:type="spellEnd"/>
-      <w:r>
-        <w:t xml:space="preserve"> of us (R. B. G.) thanks </w:t>
-      </w:r>
-      <w:r>
-        <w:t>...</w:t>
-      </w:r>
+      </w:pPr>
       <w:r>
         <w:rPr>
           <w:lang w:val="en-US"/>
         </w:rPr>
-        <w:t xml:space="preserve">”.  </w:t>
-      </w:r>
-      <w:r>
-        <w:t>Instead, try “R. B. G. thanks</w:t>
-      </w:r>
-      <w:r>
-        <w:t>...</w:t>
-      </w:r>
-      <w:r>
-        <w:t>”.</w:t>
-      </w:r>
-      <w:r>
-        <w:rPr>
-          <w:lang w:val="en-US"/>
-        </w:rPr>
-        <w:t xml:space="preserve"> </w:t>
-      </w:r>
-      <w:r>
-        <w:t>Put spons</w:t>
-      </w:r>
-      <w:r>
-        <w:t>or acknowledgments in the unnum</w:t>
-      </w:r>
-      <w:r>
-        <w:t>bered footnote on the first page.</w:t>
-      </w:r>
-      <w:r>
-        <w:t xml:space="preserve"> </w:t>
-      </w:r>
+        <w:t>The authors would like to thank Ali Taqi Shah for making the Blood Cell Anomaly Detection 2025 dataset publicly available on Kaggle.</w:t>
+      </w:r>
+    </w:p>
+    <w:p>
+      <w:pPr>
+        <w:pStyle w:val="BodyText"/>
+        <w:ind w:firstLine="0pt"/>
+      </w:pPr>
     </w:p>
     <w:p>
       <w:pPr>
@@ -1455,328 +1523,10 @@
         <w:t>References</w:t>
       </w:r>
     </w:p>
-    <w:p>
-      <w:pPr>
-        <w:pStyle w:val="BodyText"/>
-      </w:pPr>
-      <w:r>
-        <w:t xml:space="preserve">The template will number citations consecutively within brackets [1]. The sentence punctuation follows the bracket [2]. </w:t>
-      </w:r>
-      <w:r>
-        <w:lastRenderedPageBreak/>
-        <w:t>Refer simply to the reference number, as in [3]—do not use “Ref. [3]” or “reference [3]” except at the beginning of a sentence: “Reference [3] was the first</w:t>
-      </w:r>
-      <w:r>
-        <w:rPr>
-          <w:lang w:val="en-US"/>
-        </w:rPr>
-        <w:t xml:space="preserve"> </w:t>
-      </w:r>
-      <w:r>
-        <w:t>...</w:t>
-      </w:r>
-      <w:r>
-        <w:t>”</w:t>
-      </w:r>
-    </w:p>
-    <w:p>
-      <w:pPr>
-        <w:pStyle w:val="BodyText"/>
-      </w:pPr>
-      <w:r>
-        <w:t>Number footnotes separately in superscripts. Place the actual footnote at the bottom of the column in which it was cited. Do not put footnotes in the</w:t>
-      </w:r>
-      <w:r>
-        <w:rPr>
-          <w:lang w:val="en-US"/>
-        </w:rPr>
-        <w:t xml:space="preserve"> abstract or</w:t>
-      </w:r>
-      <w:r>
-        <w:t xml:space="preserve"> reference list. Use letters for table footnotes.</w:t>
-      </w:r>
-    </w:p>
-    <w:p>
-      <w:pPr>
-        <w:pStyle w:val="BodyText"/>
-      </w:pPr>
-      <w:r>
-        <w:t>Unless there are six au</w:t>
-      </w:r>
-      <w:r>
-        <w:t>thors or more give all authors</w:t>
-      </w:r>
-      <w:r>
-        <w:rPr>
-          <w:lang w:val="en-US"/>
-        </w:rPr>
-        <w:t xml:space="preserve">’ </w:t>
-      </w:r>
-      <w:r>
-        <w:t>names; do not use “et al.”. Papers that have not been published, even if they have been submitted for publication, should be cited as “unpublished” [4]. Papers that have been accepted for publication should be cited as “in press” [5]. Capitalize only the first word in a paper title, except for proper nouns and element symbols.</w:t>
-      </w:r>
-    </w:p>
-    <w:p>
-      <w:pPr>
-        <w:pStyle w:val="BodyText"/>
-      </w:pPr>
-      <w:r>
-        <w:t xml:space="preserve">For </w:t>
-      </w:r>
-      <w:r>
-        <w:t>papers</w:t>
-      </w:r>
-      <w:r>
-        <w:t xml:space="preserve"> published in translation journals, please give the English citation first, followed by the original foreign-language citation [6].</w:t>
-      </w:r>
-    </w:p>
-    <w:p/>
     <w:p>
       <w:pPr>
         <w:pStyle w:val="references"/>
         <w:ind w:start="17.70pt" w:hanging="17.70pt"/>
-      </w:pPr>
-      <w:r>
-        <w:t xml:space="preserve">G. Eason, B. Noble, and I. N. Sneddon, “On certain integrals of Lipschitz-Hankel type involving products of Bessel functions,” Phil. Trans. Roy. Soc. London, vol. A247, pp. 529–551, April 1955. </w:t>
-      </w:r>
-      <w:r>
-        <w:rPr>
-          <w:i/>
-          <w:iCs/>
-        </w:rPr>
-        <w:t>(references)</w:t>
-      </w:r>
-    </w:p>
-    <w:p>
-      <w:pPr>
-        <w:pStyle w:val="references"/>
-        <w:ind w:start="17.70pt" w:hanging="17.70pt"/>
-      </w:pPr>
-      <w:r>
-        <w:t>J. Clerk Maxwell, A Treatise on Electricity and Magnetism, 3rd ed., vol. 2. Oxford: Clarendon, 1892, pp.68–73.</w:t>
-      </w:r>
-    </w:p>
-    <w:p>
-      <w:pPr>
-        <w:pStyle w:val="references"/>
-        <w:ind w:start="17.70pt" w:hanging="17.70pt"/>
-      </w:pPr>
-      <w:r>
-        <w:t>I. S. Jacobs and C. P. Bean, “Fine particles, thin films and exchange anisotropy,” in Magnetism, vol. III, G. T. Rado and H. Suhl, Eds. New York: Academic, 1963, pp. 271–350.</w:t>
-      </w:r>
-    </w:p>
-    <w:p>
-      <w:pPr>
-        <w:pStyle w:val="references"/>
-        <w:ind w:start="17.70pt" w:hanging="17.70pt"/>
-      </w:pPr>
-      <w:r>
-        <w:t>K. Elissa, “Title of paper if known,” unpublished.</w:t>
-      </w:r>
-    </w:p>
-    <w:p>
-      <w:pPr>
-        <w:pStyle w:val="references"/>
-        <w:ind w:start="17.70pt" w:hanging="17.70pt"/>
-      </w:pPr>
-      <w:r>
-        <w:t>R. Nicole, “Title of paper with only first word capitalized,” J. Name Stand. Abbrev., in press.</w:t>
-      </w:r>
-    </w:p>
-    <w:p>
-      <w:pPr>
-        <w:pStyle w:val="references"/>
-        <w:ind w:start="17.70pt" w:hanging="17.70pt"/>
-      </w:pPr>
-      <w:r>
-        <w:t>Y. Yorozu, M. Hirano, K. Oka, and Y. Tagawa, “Electron spectroscopy studies on magneto-optical media and plastic substrate interface,” IEEE Transl. J. Magn. Japan, vol. 2, pp. 740–741, August 1987 [Digests 9th Annual Conf. Magnetics Japan, p. 301, 1982].</w:t>
-      </w:r>
-    </w:p>
-    <w:p>
-      <w:pPr>
-        <w:pStyle w:val="references"/>
-        <w:ind w:start="17.70pt" w:hanging="17.70pt"/>
-      </w:pPr>
-      <w:r>
-        <w:t>M. Young, The Technical Writer</w:t>
-      </w:r>
-      <w:r>
-        <w:t>’</w:t>
-      </w:r>
-      <w:r>
-        <w:t>s Handbook. Mill Valley, CA: University Science, 1989.</w:t>
-      </w:r>
-    </w:p>
-    <w:p>
-      <w:pPr>
-        <w:pStyle w:val="references"/>
-        <w:ind w:start="17.70pt" w:hanging="17.70pt"/>
-        <w:rPr>
-          <w:rFonts w:ascii="NimbusRomNo9L-Regu" w:eastAsia="NimbusRomNo9L-Regu" w:cs="NimbusRomNo9L-Regu"/>
-        </w:rPr>
-      </w:pPr>
-      <w:r>
-        <w:rPr>
-          <w:rFonts w:ascii="NimbusRomNo9L-Regu" w:eastAsia="NimbusRomNo9L-Regu" w:cs="NimbusRomNo9L-Regu"/>
-        </w:rPr>
-        <w:t xml:space="preserve"> </w:t>
-      </w:r>
-      <w:r>
-        <w:t xml:space="preserve">K. Eves and J. Valasek, </w:t>
-      </w:r>
-      <w:r>
-        <w:rPr>
-          <w:rFonts w:hint="eastAsia"/>
-        </w:rPr>
-        <w:t>“</w:t>
-      </w:r>
-      <w:r>
-        <w:t>Adaptive control for singularly perturbed systems examples,</w:t>
-      </w:r>
-      <w:r>
-        <w:rPr>
-          <w:rFonts w:hint="eastAsia"/>
-        </w:rPr>
-        <w:t>”</w:t>
-      </w:r>
-      <w:r>
-        <w:t xml:space="preserve"> Code Ocean, Aug. 2023. [Online]. Available: </w:t>
-      </w:r>
-      <w:hyperlink r:id="rId9" w:history="1">
-        <w:r>
-          <w:t>https://codeocean.com/capsule/4989235/tree</w:t>
-        </w:r>
-      </w:hyperlink>
-      <w:r>
-        <w:t xml:space="preserve"> </w:t>
-      </w:r>
-    </w:p>
-    <w:p>
-      <w:pPr>
-        <w:pStyle w:val="references"/>
-        <w:autoSpaceDE w:val="0"/>
-        <w:autoSpaceDN w:val="0"/>
-        <w:adjustRightInd w:val="0"/>
-        <w:ind w:start="17.70pt" w:hanging="17.70pt"/>
-        <w:jc w:val="start"/>
-      </w:pPr>
-      <w:r>
-        <w:t xml:space="preserve">D. P. Kingma and M. Welling, </w:t>
-      </w:r>
-      <w:r>
-        <w:rPr>
-          <w:rFonts w:hint="eastAsia"/>
-        </w:rPr>
-        <w:t>“</w:t>
-      </w:r>
-      <w:r>
-        <w:t>Auto-encoding variational Bayes,</w:t>
-      </w:r>
-      <w:r>
-        <w:rPr>
-          <w:rFonts w:hint="eastAsia"/>
-        </w:rPr>
-        <w:t>”</w:t>
-      </w:r>
-      <w:r>
-        <w:t xml:space="preserve"> 2013, arXiv:1312.6114. [Online]. Available: </w:t>
-      </w:r>
-      <w:hyperlink r:id="rId10" w:history="1">
-        <w:r>
-          <w:t>https://arxiv.org/abs/1312.6114</w:t>
-        </w:r>
-      </w:hyperlink>
-    </w:p>
-    <w:p>
-      <w:pPr>
-        <w:pStyle w:val="references"/>
-        <w:autoSpaceDE w:val="0"/>
-        <w:autoSpaceDN w:val="0"/>
-        <w:adjustRightInd w:val="0"/>
-        <w:ind w:start="17.70pt" w:hanging="17.70pt"/>
-        <w:jc w:val="start"/>
-      </w:pPr>
-      <w:r>
-        <w:t xml:space="preserve">S. Liu, </w:t>
-      </w:r>
-      <w:r>
-        <w:rPr>
-          <w:rFonts w:hint="eastAsia"/>
-        </w:rPr>
-        <w:t>“</w:t>
-      </w:r>
-      <w:r>
-        <w:t>Wi-Fi Energy Detection Testbed (12MTC),</w:t>
-      </w:r>
-      <w:r>
-        <w:rPr>
-          <w:rFonts w:hint="eastAsia"/>
-        </w:rPr>
-        <w:t>”</w:t>
-      </w:r>
-      <w:r>
-        <w:t xml:space="preserve"> 2023, gitHub repository. [Online]. Available: </w:t>
-      </w:r>
-      <w:r>
-        <w:t xml:space="preserve">https://github.com/liustone99/Wi-Fi-Energy-Detection-Testbed-12MTC </w:t>
-      </w:r>
-    </w:p>
-    <w:p>
-      <w:pPr>
-        <w:pStyle w:val="references"/>
-        <w:autoSpaceDE w:val="0"/>
-        <w:autoSpaceDN w:val="0"/>
-        <w:adjustRightInd w:val="0"/>
-        <w:ind w:start="17.70pt" w:hanging="17.70pt"/>
-        <w:jc w:val="start"/>
-      </w:pPr>
-      <w:r>
-        <w:t>“</w:t>
-      </w:r>
-      <w:r>
-        <w:t>Treatment episode data set: discharges (TEDS-D): concatenated, 2006</w:t>
-      </w:r>
-      <w:r>
-        <w:t xml:space="preserve"> </w:t>
-      </w:r>
-      <w:r>
-        <w:t>to 2009.</w:t>
-      </w:r>
-      <w:r>
-        <w:rPr>
-          <w:rFonts w:hint="eastAsia"/>
-        </w:rPr>
-        <w:t>”</w:t>
-      </w:r>
-      <w:r>
-        <w:t xml:space="preserve"> U.S. Department of Health and Human Services, Substance</w:t>
-      </w:r>
-      <w:r>
-        <w:t xml:space="preserve"> </w:t>
-      </w:r>
-      <w:r>
-        <w:t>Abuse and Mental Health Services Administration, Office of Applied Studies, August, 2013, DOI:10.3886/ICPSR30122.v2</w:t>
-      </w:r>
-    </w:p>
-    <w:p>
-      <w:pPr>
-        <w:pStyle w:val="references"/>
-        <w:numPr>
-          <w:ilvl w:val="0"/>
-          <w:numId w:val="0"/>
-        </w:numPr>
-        <w:ind w:start="18pt" w:hanging="18pt"/>
-        <w:jc w:val="center"/>
-        <w:rPr>
-          <w:rFonts w:eastAsia="SimSun"/>
-          <w:b/>
-          <w:noProof w:val="0"/>
-          <w:color w:val="FF0000"/>
-          <w:spacing w:val="-1"/>
-          <w:sz w:val="20"/>
-          <w:szCs w:val="20"/>
-          <w:lang w:val="x-none" w:eastAsia="x-none"/>
-        </w:rPr>
         <w:sectPr>
           <w:type w:val="continuous"/>
           <w:pgSz w:w="612pt" w:h="792pt" w:code="1"/>
@@ -1786,47 +1536,20 @@
         </w:sectPr>
       </w:pPr>
       <w:r>
-        <w:rPr>
-          <w:rFonts w:eastAsia="SimSun"/>
-          <w:b/>
-          <w:noProof w:val="0"/>
-          <w:color w:val="FF0000"/>
-          <w:spacing w:val="-1"/>
-          <w:sz w:val="20"/>
-          <w:szCs w:val="20"/>
-          <w:lang w:val="x-none" w:eastAsia="x-none"/>
-        </w:rPr>
-        <w:t xml:space="preserve">IEEE conference templates contain guidance text for composing and formatting conference papers. Please ensure that all template text is removed from your conference paper prior to submission to the conference. Failure to remove template text from your paper </w:t>
-      </w:r>
-      <w:r>
-        <w:rPr>
-          <w:rFonts w:eastAsia="SimSun"/>
-          <w:b/>
-          <w:noProof w:val="0"/>
-          <w:color w:val="FF0000"/>
-          <w:spacing w:val="-1"/>
-          <w:sz w:val="20"/>
-          <w:szCs w:val="20"/>
-          <w:lang w:eastAsia="x-none"/>
-        </w:rPr>
-        <w:t>may</w:t>
-      </w:r>
-      <w:r>
-        <w:rPr>
-          <w:rFonts w:eastAsia="SimSun"/>
-          <w:b/>
-          <w:noProof w:val="0"/>
-          <w:color w:val="FF0000"/>
-          <w:spacing w:val="-1"/>
-          <w:sz w:val="20"/>
-          <w:szCs w:val="20"/>
-          <w:lang w:val="x-none" w:eastAsia="x-none"/>
-        </w:rPr>
-        <w:t xml:space="preserve"> result in your paper not being published.</w:t>
-      </w:r>
-    </w:p>
-    <w:p>
-      <w:pPr>
+        <w:t xml:space="preserve">A. T. Shah, "Blood Cell Anomaly Detection 2025," Kaggle, 2025. [Online]. Available: </w:t>
+      </w:r>
+      <w:hyperlink r:id="rId13" w:history="1">
+        <w:r>
+          <w:rPr>
+            <w:rStyle w:val="Hyperlink"/>
+          </w:rPr>
+          <w:t>https://www.kaggle.com/datasets/alitaqishah/blood-cell-anomaly-detection-2025</w:t>
+        </w:r>
+      </w:hyperlink>
+    </w:p>
+    <w:p>
+      <w:pPr>
+        <w:jc w:val="both"/>
         <w:rPr>
           <w:color w:val="FF0000"/>
         </w:rPr>
@@ -3946,7 +3669,7 @@
       <w:jc w:val="center"/>
     </w:pPr>
     <w:rPr>
-      <w:rFonts w:eastAsia="ＭＳ 明朝"/>
+      <w:rFonts w:eastAsia="MS Mincho"/>
       <w:noProof/>
       <w:sz w:val="28"/>
       <w:szCs w:val="28"/>
@@ -3959,7 +3682,7 @@
       <w:jc w:val="center"/>
     </w:pPr>
     <w:rPr>
-      <w:rFonts w:eastAsia="ＭＳ 明朝"/>
+      <w:rFonts w:eastAsia="MS Mincho"/>
       <w:noProof/>
       <w:sz w:val="48"/>
       <w:szCs w:val="48"/>
@@ -3975,7 +3698,7 @@
       <w:jc w:val="both"/>
     </w:pPr>
     <w:rPr>
-      <w:rFonts w:eastAsia="ＭＳ 明朝"/>
+      <w:rFonts w:eastAsia="MS Mincho"/>
       <w:noProof/>
       <w:sz w:val="16"/>
       <w:szCs w:val="16"/>
